--- a/docs/Manual_de_Implantacao_e_Operacao_Minimercado.docx
+++ b/docs/Manual_de_Implantacao_e_Operacao_Minimercado.docx
@@ -513,7 +513,7 @@
                 <w:color w:val="202124"/>
                 <w:sz w:val="18"/>
               </w:rPr>
-              <w:t>Docker, rede, IP, ambientes, deploy, segurança, backup, atualização e diagnóstico.</w:t>
+              <w:t>Docker, rede, IP, ambientes, instalação, segurança, manutenção básica e diagnóstico.</w:t>
             </w:r>
           </w:p>
         </w:tc>
@@ -631,7 +631,7 @@
           <w:rFonts w:ascii="Calibri" w:hAnsi="Calibri" w:eastAsia="Calibri"/>
           <w:color w:val="202124"/>
         </w:rPr>
-        <w:t>Parte 2: arquitetura, requisitos técnicos, rede, variáveis de ambiente, instalação on-line e off-line.</w:t>
+        <w:t>Parte 2: arquitetura, requisitos técnicos, rede, variáveis de ambiente e instalação inicial.</w:t>
       </w:r>
     </w:p>
     <w:p>
@@ -646,7 +646,7 @@
           <w:rFonts w:ascii="Calibri" w:hAnsi="Calibri" w:eastAsia="Calibri"/>
           <w:color w:val="202124"/>
         </w:rPr>
-        <w:t>Operação técnica: validação, segurança, backup, restauração, atualização e solução de problemas.</w:t>
+        <w:t>Operação técnica: validação, segurança, manutenção básica e solução de problemas.</w:t>
       </w:r>
     </w:p>
     <w:p>
@@ -3741,21 +3741,6 @@
           <w:rFonts w:ascii="Calibri" w:hAnsi="Calibri" w:eastAsia="Calibri"/>
           <w:color w:val="202124"/>
         </w:rPr>
-        <w:t>Realize o backup conforme a rotina definida.</w:t>
-      </w:r>
-    </w:p>
-    <w:p>
-      <w:pPr>
-        <w:numPr>
-          <w:ilvl w:val="0"/>
-          <w:numId w:val="10"/>
-        </w:numPr>
-      </w:pPr>
-      <w:r>
-        <w:rPr>
-          <w:rFonts w:ascii="Calibri" w:hAnsi="Calibri" w:eastAsia="Calibri"/>
-          <w:color w:val="202124"/>
-        </w:rPr>
         <w:t>Encerre os serviços somente se o servidor não precisar operar durante a noite.</w:t>
       </w:r>
     </w:p>
@@ -3871,21 +3856,6 @@
           <w:color w:val="202124"/>
         </w:rPr>
         <w:t>Chave operacional guardada com segurança.</w:t>
-      </w:r>
-    </w:p>
-    <w:p>
-      <w:pPr>
-        <w:numPr>
-          <w:ilvl w:val="0"/>
-          <w:numId w:val="10"/>
-        </w:numPr>
-      </w:pPr>
-      <w:r>
-        <w:rPr>
-          <w:rFonts w:ascii="Calibri" w:hAnsi="Calibri" w:eastAsia="Calibri"/>
-          <w:color w:val="202124"/>
-        </w:rPr>
-        <w:t>Backup recente disponível fora do servidor.</w:t>
       </w:r>
     </w:p>
     <w:p>
@@ -3934,7 +3904,7 @@
           <w:color w:val="5F6368"/>
           <w:sz w:val="25"/>
         </w:rPr>
-        <w:t>Referência para instalação, rede, configuração, deploy, segurança, manutenção e recuperação.</w:t>
+        <w:t>Referência para instalação, rede, configuração, segurança, manutenção básica e diagnóstico.</w:t>
       </w:r>
     </w:p>
     <w:p>
@@ -4598,7 +4568,7 @@
           <w:rFonts w:ascii="Calibri" w:hAnsi="Calibri" w:eastAsia="Calibri"/>
           <w:color w:val="202124"/>
         </w:rPr>
-        <w:t>As migrations Flyway são executadas antes da validação do schema.</w:t>
+        <w:t>O banco de dados é preparado automaticamente durante a inicialização do sistema.</w:t>
       </w:r>
     </w:p>
     <w:p>
@@ -4995,7 +4965,7 @@
                 <w:color w:val="202124"/>
                 <w:sz w:val="18"/>
               </w:rPr>
-              <w:t>SSD com espaço para backups</w:t>
+              <w:t>SSD com espaço adequado para os dados</w:t>
             </w:r>
           </w:p>
         </w:tc>
@@ -7752,7 +7722,7 @@
                 <w:color w:val="9B1C1C"/>
                 <w:sz w:val="22"/>
               </w:rPr>
-              <w:t>Ponto mais importante do deploy</w:t>
+              <w:t>Ponto mais importante da instalação</w:t>
             </w:r>
           </w:p>
           <w:p>
@@ -8019,23 +7989,23 @@
           <w:color w:val="202124"/>
           <w:sz w:val="22"/>
         </w:rPr>
-        <w:t>O build inicial baixa imagens Docker, dependências Maven e pacotes npm. Portanto, um local totalmente off-line exige preparação antecipada em máquina com internet e arquitetura compatível.</w:t>
+        <w:t>É necessário ter acesso à internet antes da implantação para instalar o Docker e executar pela primeira vez o Docker Compose com a construção e o download das imagens. Depois que os serviços estiverem instalados e validados, o sistema pode operar normalmente apenas pela rede local, sem acesso à internet.</w:t>
       </w:r>
     </w:p>
     <w:p>
       <w:pPr>
-        <w:pStyle w:val="Heading2"/>
+        <w:pStyle w:val="Heading1"/>
         <w:keepNext/>
       </w:pPr>
       <w:r>
-        <w:t>7.1 Na máquina com internet</w:t>
+        <w:t>8. Primeira inicialização</w:t>
       </w:r>
     </w:p>
     <w:p>
       <w:pPr>
         <w:numPr>
           <w:ilvl w:val="0"/>
-          <w:numId w:val="16"/>
+          <w:numId w:val="17"/>
         </w:numPr>
       </w:pPr>
       <w:r>
@@ -8043,14 +8013,14 @@
           <w:rFonts w:ascii="Calibri" w:hAnsi="Calibri" w:eastAsia="Calibri"/>
           <w:color w:val="202124"/>
         </w:rPr>
-        <w:t>Defina o IP que o servidor utilizará no local.</w:t>
+        <w:t>Na primeira execução, use o comando de instalação da seção 6 e aguarde os serviços iniciarem. O sistema prepara o banco automaticamente; não é necessário executar comandos adicionais.</w:t>
       </w:r>
     </w:p>
     <w:p>
       <w:pPr>
         <w:numPr>
           <w:ilvl w:val="0"/>
-          <w:numId w:val="16"/>
+          <w:numId w:val="17"/>
         </w:numPr>
       </w:pPr>
       <w:r>
@@ -8058,347 +8028,8 @@
           <w:rFonts w:ascii="Calibri" w:hAnsi="Calibri" w:eastAsia="Calibri"/>
           <w:color w:val="202124"/>
         </w:rPr>
-        <w:t>Configure frontend/.env com esse IP.</w:t>
+        <w:t>Depois, abra o frontend e siga a validação da seção 9. Os dados permanecem armazenados quando os containers são reiniciados.</w:t>
       </w:r>
-    </w:p>
-    <w:p>
-      <w:pPr>
-        <w:numPr>
-          <w:ilvl w:val="0"/>
-          <w:numId w:val="16"/>
-        </w:numPr>
-      </w:pPr>
-      <w:r>
-        <w:rPr>
-          <w:rFonts w:ascii="Calibri" w:hAnsi="Calibri" w:eastAsia="Calibri"/>
-          <w:color w:val="202124"/>
-        </w:rPr>
-        <w:t>Construa frontend e backend.</w:t>
-      </w:r>
-    </w:p>
-    <w:p>
-      <w:pPr>
-        <w:numPr>
-          <w:ilvl w:val="0"/>
-          <w:numId w:val="16"/>
-        </w:numPr>
-      </w:pPr>
-      <w:r>
-        <w:rPr>
-          <w:rFonts w:ascii="Calibri" w:hAnsi="Calibri" w:eastAsia="Calibri"/>
-          <w:color w:val="202124"/>
-        </w:rPr>
-        <w:t>Baixe as imagens do banco e do pgAdmin.</w:t>
-      </w:r>
-    </w:p>
-    <w:p>
-      <w:pPr>
-        <w:numPr>
-          <w:ilvl w:val="0"/>
-          <w:numId w:val="16"/>
-        </w:numPr>
-      </w:pPr>
-      <w:r>
-        <w:rPr>
-          <w:rFonts w:ascii="Calibri" w:hAnsi="Calibri" w:eastAsia="Calibri"/>
-          <w:color w:val="202124"/>
-        </w:rPr>
-        <w:t>Exporte todas as imagens para um arquivo.</w:t>
-      </w:r>
-    </w:p>
-    <w:p>
-      <w:pPr>
-        <w:numPr>
-          <w:ilvl w:val="0"/>
-          <w:numId w:val="16"/>
-        </w:numPr>
-      </w:pPr>
-      <w:r>
-        <w:rPr>
-          <w:rFonts w:ascii="Calibri" w:hAnsi="Calibri" w:eastAsia="Calibri"/>
-          <w:color w:val="202124"/>
-        </w:rPr>
-        <w:t>Copie projeto, imagens, instalador Docker, arquivos de ambiente e checksums para mídia externa.</w:t>
-      </w:r>
-    </w:p>
-    <w:p>
-      <w:pPr>
-        <w:pStyle w:val="CodeBlock"/>
-        <w:shd w:fill="F2F4F7"/>
-      </w:pPr>
-      <w:r>
-        <w:rPr>
-          <w:rFonts w:ascii="Courier New" w:hAnsi="Courier New" w:eastAsia="Courier New"/>
-          <w:color w:val="202124"/>
-          <w:sz w:val="17"/>
-        </w:rPr>
-        <w:t>docker compose -p minimercado build</w:t>
-        <w:br/>
-        <w:t>docker compose -p minimercado pull db pgadmin</w:t>
-        <w:br/>
-        <w:t>docker image save -o minimercado-images.tar \</w:t>
-        <w:br/>
-        <w:t xml:space="preserve">  minimercado-backend minimercado-frontend \</w:t>
-        <w:br/>
-        <w:t xml:space="preserve">  postgres:17-alpine dpage/pgadmin4:9</w:t>
-      </w:r>
-    </w:p>
-    <w:p>
-      <w:pPr>
-        <w:pStyle w:val="Heading2"/>
-        <w:keepNext/>
-      </w:pPr>
-      <w:r>
-        <w:t>7.2 No servidor off-line</w:t>
-      </w:r>
-    </w:p>
-    <w:p>
-      <w:pPr>
-        <w:pStyle w:val="CodeBlock"/>
-        <w:shd w:fill="F2F4F7"/>
-      </w:pPr>
-      <w:r>
-        <w:rPr>
-          <w:rFonts w:ascii="Courier New" w:hAnsi="Courier New" w:eastAsia="Courier New"/>
-          <w:color w:val="202124"/>
-          <w:sz w:val="17"/>
-        </w:rPr>
-        <w:t>docker image load -i minimercado-images.tar</w:t>
-        <w:br/>
-        <w:t>docker compose -p minimercado up -d --no-build</w:t>
-        <w:br/>
-        <w:t>docker compose -p minimercado ps</w:t>
-      </w:r>
-    </w:p>
-    <w:p>
-      <w:pPr>
-        <w:numPr>
-          <w:ilvl w:val="0"/>
-          <w:numId w:val="10"/>
-        </w:numPr>
-      </w:pPr>
-      <w:r>
-        <w:rPr>
-          <w:rFonts w:ascii="Calibri" w:hAnsi="Calibri" w:eastAsia="Calibri"/>
-          <w:color w:val="202124"/>
-        </w:rPr>
-        <w:t>O Docker precisa estar instalado antes de ficar sem acesso à internet.</w:t>
-      </w:r>
-    </w:p>
-    <w:p>
-      <w:pPr>
-        <w:numPr>
-          <w:ilvl w:val="0"/>
-          <w:numId w:val="10"/>
-        </w:numPr>
-      </w:pPr>
-      <w:r>
-        <w:rPr>
-          <w:rFonts w:ascii="Calibri" w:hAnsi="Calibri" w:eastAsia="Calibri"/>
-          <w:color w:val="202124"/>
-        </w:rPr>
-        <w:t>Use sempre o mesmo nome de projeto minimercado para localizar as imagens corretas.</w:t>
-      </w:r>
-    </w:p>
-    <w:p>
-      <w:pPr>
-        <w:numPr>
-          <w:ilvl w:val="0"/>
-          <w:numId w:val="10"/>
-        </w:numPr>
-      </w:pPr>
-      <w:r>
-        <w:rPr>
-          <w:rFonts w:ascii="Calibri" w:hAnsi="Calibri" w:eastAsia="Calibri"/>
-          <w:color w:val="202124"/>
-        </w:rPr>
-        <w:t>Confirme se a máquina de preparação e o servidor usam a mesma arquitetura, por exemplo linux/amd64.</w:t>
-      </w:r>
-    </w:p>
-    <w:p>
-      <w:pPr>
-        <w:numPr>
-          <w:ilvl w:val="0"/>
-          <w:numId w:val="10"/>
-        </w:numPr>
-      </w:pPr>
-      <w:r>
-        <w:rPr>
-          <w:rFonts w:ascii="Calibri" w:hAnsi="Calibri" w:eastAsia="Calibri"/>
-          <w:color w:val="202124"/>
-        </w:rPr>
-        <w:t>Teste o pacote completo antes de transportá-lo.</w:t>
-      </w:r>
-    </w:p>
-    <w:p>
-      <w:pPr>
-        <w:pStyle w:val="Heading1"/>
-        <w:keepNext/>
-      </w:pPr>
-      <w:r>
-        <w:t>8. Primeiro deploy e migrations</w:t>
-      </w:r>
-    </w:p>
-    <w:p>
-      <w:pPr>
-        <w:numPr>
-          <w:ilvl w:val="0"/>
-          <w:numId w:val="17"/>
-        </w:numPr>
-      </w:pPr>
-      <w:r>
-        <w:rPr>
-          <w:rFonts w:ascii="Calibri" w:hAnsi="Calibri" w:eastAsia="Calibri"/>
-          <w:color w:val="202124"/>
-        </w:rPr>
-        <w:t>O PostgreSQL inicia e executa o healthcheck com pg_isready.</w:t>
-      </w:r>
-    </w:p>
-    <w:p>
-      <w:pPr>
-        <w:numPr>
-          <w:ilvl w:val="0"/>
-          <w:numId w:val="17"/>
-        </w:numPr>
-      </w:pPr>
-      <w:r>
-        <w:rPr>
-          <w:rFonts w:ascii="Calibri" w:hAnsi="Calibri" w:eastAsia="Calibri"/>
-          <w:color w:val="202124"/>
-        </w:rPr>
-        <w:t>O backend aguarda o banco ficar saudável.</w:t>
-      </w:r>
-    </w:p>
-    <w:p>
-      <w:pPr>
-        <w:numPr>
-          <w:ilvl w:val="0"/>
-          <w:numId w:val="17"/>
-        </w:numPr>
-      </w:pPr>
-      <w:r>
-        <w:rPr>
-          <w:rFonts w:ascii="Calibri" w:hAnsi="Calibri" w:eastAsia="Calibri"/>
-          <w:color w:val="202124"/>
-        </w:rPr>
-        <w:t>O Flyway executa as migrations disponíveis.</w:t>
-      </w:r>
-    </w:p>
-    <w:p>
-      <w:pPr>
-        <w:numPr>
-          <w:ilvl w:val="0"/>
-          <w:numId w:val="17"/>
-        </w:numPr>
-      </w:pPr>
-      <w:r>
-        <w:rPr>
-          <w:rFonts w:ascii="Calibri" w:hAnsi="Calibri" w:eastAsia="Calibri"/>
-          <w:color w:val="202124"/>
-        </w:rPr>
-        <w:t>O Hibernate valida se o schema corresponde às entidades.</w:t>
-      </w:r>
-    </w:p>
-    <w:p>
-      <w:pPr>
-        <w:numPr>
-          <w:ilvl w:val="0"/>
-          <w:numId w:val="17"/>
-        </w:numPr>
-      </w:pPr>
-      <w:r>
-        <w:rPr>
-          <w:rFonts w:ascii="Calibri" w:hAnsi="Calibri" w:eastAsia="Calibri"/>
-          <w:color w:val="202124"/>
-        </w:rPr>
-        <w:t>O frontend inicia após o backend.</w:t>
-      </w:r>
-    </w:p>
-    <w:p>
-      <w:pPr>
-        <w:numPr>
-          <w:ilvl w:val="0"/>
-          <w:numId w:val="17"/>
-        </w:numPr>
-      </w:pPr>
-      <w:r>
-        <w:rPr>
-          <w:rFonts w:ascii="Calibri" w:hAnsi="Calibri" w:eastAsia="Calibri"/>
-          <w:color w:val="202124"/>
-        </w:rPr>
-        <w:t>Os dados permanecem no volume mini_postgres_data mesmo se os containers forem recriados.</w:t>
-      </w:r>
-    </w:p>
-    <w:tbl>
-      <w:tblPr>
-        <w:tblW w:type="dxa" w:w="9360"/>
-        <w:jc w:val="left"/>
-        <w:tblLayout w:type="fixed"/>
-        <w:tblLook w:firstColumn="1" w:firstRow="1" w:lastColumn="0" w:lastRow="0" w:noHBand="0" w:noVBand="1" w:val="04A0"/>
-        <w:tblInd w:w="120" w:type="dxa"/>
-        <w:tblBorders>
-          <w:top w:val="single" w:sz="10" w:space="0" w:color="9B1C1C"/>
-          <w:left w:val="single" w:sz="10" w:space="0" w:color="9B1C1C"/>
-          <w:bottom w:val="single" w:sz="10" w:space="0" w:color="9B1C1C"/>
-          <w:right w:val="single" w:sz="10" w:space="0" w:color="9B1C1C"/>
-          <w:insideH w:val="single" w:sz="10" w:space="0" w:color="9B1C1C"/>
-          <w:insideV w:val="single" w:sz="10" w:space="0" w:color="9B1C1C"/>
-        </w:tblBorders>
-      </w:tblPr>
-      <w:tblGrid>
-        <w:gridCol w:w="9360"/>
-      </w:tblGrid>
-      <w:tr>
-        <w:trPr>
-          <w:tblHeader w:val="true"/>
-          <w:cantSplit w:val="true"/>
-        </w:trPr>
-        <w:tc>
-          <w:tcPr>
-            <w:tcW w:type="dxa" w:w="9360"/>
-            <w:tcMar>
-              <w:top w:w="80" w:type="dxa"/>
-              <w:start w:w="120" w:type="dxa"/>
-              <w:bottom w:w="80" w:type="dxa"/>
-              <w:end w:w="120" w:type="dxa"/>
-            </w:tcMar>
-            <w:vAlign w:val="center"/>
-            <w:shd w:fill="FDECEC"/>
-          </w:tcPr>
-          <w:p>
-            <w:pPr>
-              <w:spacing w:after="60"/>
-            </w:pPr>
-            <w:r>
-              <w:rPr>
-                <w:rFonts w:ascii="Calibri" w:hAnsi="Calibri" w:eastAsia="Calibri"/>
-                <w:b/>
-                <w:color w:val="9B1C1C"/>
-                <w:sz w:val="22"/>
-              </w:rPr>
-              <w:t>Nunca apague o volume por engano</w:t>
-            </w:r>
-          </w:p>
-          <w:p>
-            <w:pPr>
-              <w:spacing w:after="0"/>
-            </w:pPr>
-            <w:r>
-              <w:rPr>
-                <w:rFonts w:ascii="Calibri" w:hAnsi="Calibri" w:eastAsia="Calibri"/>
-                <w:color w:val="202124"/>
-                <w:sz w:val="21"/>
-              </w:rPr>
-              <w:t>docker compose down remove os containers e preserva os volumes. docker compose down -v também remove os volumes e pode apagar definitivamente o banco de dados.</w:t>
-            </w:r>
-          </w:p>
-        </w:tc>
-      </w:tr>
-    </w:tbl>
-    <w:p>
-      <w:pPr>
-        <w:spacing w:after="40"/>
-      </w:pPr>
     </w:p>
     <w:p>
       <w:pPr>
@@ -8655,7 +8286,7 @@
           <w:rFonts w:ascii="Calibri" w:hAnsi="Calibri" w:eastAsia="Calibri"/>
           <w:color w:val="202124"/>
         </w:rPr>
-        <w:t>Proteja backend/.env, frontend/.env, .env da raiz e arquivos de backup.</w:t>
+        <w:t>Proteja backend/.env, frontend/.env e o .env da raiz.</w:t>
       </w:r>
     </w:p>
     <w:p>
@@ -8737,207 +8368,7 @@
         <w:keepNext/>
       </w:pPr>
       <w:r>
-        <w:t>11. Backup e restauração</w:t>
-      </w:r>
-    </w:p>
-    <w:p>
-      <w:pPr>
-        <w:pStyle w:val="Heading2"/>
-        <w:keepNext/>
-      </w:pPr>
-      <w:r>
-        <w:t>11.1 Criar backup</w:t>
-      </w:r>
-    </w:p>
-    <w:p>
-      <w:pPr>
-        <w:pStyle w:val="CodeBlock"/>
-        <w:shd w:fill="F2F4F7"/>
-      </w:pPr>
-      <w:r>
-        <w:rPr>
-          <w:rFonts w:ascii="Courier New" w:hAnsi="Courier New" w:eastAsia="Courier New"/>
-          <w:color w:val="202124"/>
-          <w:sz w:val="17"/>
-        </w:rPr>
-        <w:t>mkdir -p backups</w:t>
-        <w:br/>
-        <w:t>docker compose -p minimercado exec -T db \</w:t>
-        <w:br/>
-        <w:t xml:space="preserve">  pg_dump -U minimercado -d minimercado -Fc \</w:t>
-        <w:br/>
-        <w:t xml:space="preserve">  &gt; backups/minimercado-AAAA-MM-DD.dump</w:t>
-      </w:r>
-    </w:p>
-    <w:p>
-      <w:pPr>
-        <w:numPr>
-          <w:ilvl w:val="0"/>
-          <w:numId w:val="10"/>
-        </w:numPr>
-      </w:pPr>
-      <w:r>
-        <w:rPr>
-          <w:rFonts w:ascii="Calibri" w:hAnsi="Calibri" w:eastAsia="Calibri"/>
-          <w:color w:val="202124"/>
-        </w:rPr>
-        <w:t>Faça backup antes de qualquer atualização.</w:t>
-      </w:r>
-    </w:p>
-    <w:p>
-      <w:pPr>
-        <w:numPr>
-          <w:ilvl w:val="0"/>
-          <w:numId w:val="10"/>
-        </w:numPr>
-      </w:pPr>
-      <w:r>
-        <w:rPr>
-          <w:rFonts w:ascii="Calibri" w:hAnsi="Calibri" w:eastAsia="Calibri"/>
-          <w:color w:val="202124"/>
-        </w:rPr>
-        <w:t>Guarde uma cópia fora do computador servidor.</w:t>
-      </w:r>
-    </w:p>
-    <w:p>
-      <w:pPr>
-        <w:numPr>
-          <w:ilvl w:val="0"/>
-          <w:numId w:val="10"/>
-        </w:numPr>
-      </w:pPr>
-      <w:r>
-        <w:rPr>
-          <w:rFonts w:ascii="Calibri" w:hAnsi="Calibri" w:eastAsia="Calibri"/>
-          <w:color w:val="202124"/>
-        </w:rPr>
-        <w:t>Defina uma rotina diária ou semanal conforme o movimento.</w:t>
-      </w:r>
-    </w:p>
-    <w:p>
-      <w:pPr>
-        <w:numPr>
-          <w:ilvl w:val="0"/>
-          <w:numId w:val="10"/>
-        </w:numPr>
-      </w:pPr>
-      <w:r>
-        <w:rPr>
-          <w:rFonts w:ascii="Calibri" w:hAnsi="Calibri" w:eastAsia="Calibri"/>
-          <w:color w:val="202124"/>
-        </w:rPr>
-        <w:t>Teste periodicamente a restauração em ambiente separado.</w:t>
-      </w:r>
-    </w:p>
-    <w:p>
-      <w:pPr>
-        <w:pStyle w:val="Heading2"/>
-        <w:keepNext/>
-      </w:pPr>
-      <w:r>
-        <w:t>11.2 Restaurar</w:t>
-      </w:r>
-    </w:p>
-    <w:tbl>
-      <w:tblPr>
-        <w:tblW w:type="dxa" w:w="9360"/>
-        <w:jc w:val="left"/>
-        <w:tblLayout w:type="fixed"/>
-        <w:tblLook w:firstColumn="1" w:firstRow="1" w:lastColumn="0" w:lastRow="0" w:noHBand="0" w:noVBand="1" w:val="04A0"/>
-        <w:tblInd w:w="120" w:type="dxa"/>
-        <w:tblBorders>
-          <w:top w:val="single" w:sz="10" w:space="0" w:color="9B1C1C"/>
-          <w:left w:val="single" w:sz="10" w:space="0" w:color="9B1C1C"/>
-          <w:bottom w:val="single" w:sz="10" w:space="0" w:color="9B1C1C"/>
-          <w:right w:val="single" w:sz="10" w:space="0" w:color="9B1C1C"/>
-          <w:insideH w:val="single" w:sz="10" w:space="0" w:color="9B1C1C"/>
-          <w:insideV w:val="single" w:sz="10" w:space="0" w:color="9B1C1C"/>
-        </w:tblBorders>
-      </w:tblPr>
-      <w:tblGrid>
-        <w:gridCol w:w="9360"/>
-      </w:tblGrid>
-      <w:tr>
-        <w:trPr>
-          <w:tblHeader w:val="true"/>
-          <w:cantSplit w:val="true"/>
-        </w:trPr>
-        <w:tc>
-          <w:tcPr>
-            <w:tcW w:type="dxa" w:w="9360"/>
-            <w:tcMar>
-              <w:top w:w="80" w:type="dxa"/>
-              <w:start w:w="120" w:type="dxa"/>
-              <w:bottom w:w="80" w:type="dxa"/>
-              <w:end w:w="120" w:type="dxa"/>
-            </w:tcMar>
-            <w:vAlign w:val="center"/>
-            <w:shd w:fill="FDECEC"/>
-          </w:tcPr>
-          <w:p>
-            <w:pPr>
-              <w:spacing w:after="60"/>
-            </w:pPr>
-            <w:r>
-              <w:rPr>
-                <w:rFonts w:ascii="Calibri" w:hAnsi="Calibri" w:eastAsia="Calibri"/>
-                <w:b/>
-                <w:color w:val="9B1C1C"/>
-                <w:sz w:val="22"/>
-              </w:rPr>
-              <w:t>Atenção</w:t>
-            </w:r>
-          </w:p>
-          <w:p>
-            <w:pPr>
-              <w:spacing w:after="0"/>
-            </w:pPr>
-            <w:r>
-              <w:rPr>
-                <w:rFonts w:ascii="Calibri" w:hAnsi="Calibri" w:eastAsia="Calibri"/>
-                <w:color w:val="202124"/>
-                <w:sz w:val="21"/>
-              </w:rPr>
-              <w:t>A restauração pode substituir dados atuais. Confirme o arquivo, faça uma cópia do estado existente e execute o procedimento em janela de manutenção.</w:t>
-            </w:r>
-          </w:p>
-        </w:tc>
-      </w:tr>
-    </w:tbl>
-    <w:p>
-      <w:pPr>
-        <w:spacing w:after="40"/>
-      </w:pPr>
-    </w:p>
-    <w:p>
-      <w:pPr>
-        <w:pStyle w:val="CodeBlock"/>
-        <w:shd w:fill="F2F4F7"/>
-      </w:pPr>
-      <w:r>
-        <w:rPr>
-          <w:rFonts w:ascii="Courier New" w:hAnsi="Courier New" w:eastAsia="Courier New"/>
-          <w:color w:val="202124"/>
-          <w:sz w:val="17"/>
-        </w:rPr>
-        <w:t>docker compose -p minimercado stop backend</w:t>
-        <w:br/>
-        <w:t>docker compose -p minimercado exec -T db \</w:t>
-        <w:br/>
-        <w:t xml:space="preserve">  pg_restore -U minimercado -d minimercado --clean --if-exists \</w:t>
-        <w:br/>
-        <w:t xml:space="preserve">  &lt; backups/minimercado-AAAA-MM-DD.dump</w:t>
-        <w:br/>
-        <w:t>docker compose -p minimercado start backend</w:t>
-      </w:r>
-    </w:p>
-    <w:p>
-      <w:pPr>
-        <w:pStyle w:val="Heading1"/>
-        <w:keepNext/>
-      </w:pPr>
-      <w:r>
-        <w:t>12. Operação e manutenção</w:t>
+        <w:t>11. Operação e manutenção</w:t>
       </w:r>
     </w:p>
     <w:tbl>
@@ -9436,155 +8867,7 @@
         <w:keepNext/>
       </w:pPr>
       <w:r>
-        <w:t>13. Atualização e rollback</w:t>
-      </w:r>
-    </w:p>
-    <w:p>
-      <w:pPr>
-        <w:pStyle w:val="Heading2"/>
-        <w:keepNext/>
-      </w:pPr>
-      <w:r>
-        <w:t>Atualização</w:t>
-      </w:r>
-    </w:p>
-    <w:p>
-      <w:pPr>
-        <w:numPr>
-          <w:ilvl w:val="0"/>
-          <w:numId w:val="18"/>
-        </w:numPr>
-      </w:pPr>
-      <w:r>
-        <w:rPr>
-          <w:rFonts w:ascii="Calibri" w:hAnsi="Calibri" w:eastAsia="Calibri"/>
-          <w:color w:val="202124"/>
-        </w:rPr>
-        <w:t>Registre a versão atual e faça backup do banco.</w:t>
-      </w:r>
-    </w:p>
-    <w:p>
-      <w:pPr>
-        <w:numPr>
-          <w:ilvl w:val="0"/>
-          <w:numId w:val="18"/>
-        </w:numPr>
-      </w:pPr>
-      <w:r>
-        <w:rPr>
-          <w:rFonts w:ascii="Calibri" w:hAnsi="Calibri" w:eastAsia="Calibri"/>
-          <w:color w:val="202124"/>
-        </w:rPr>
-        <w:t>Atualize os arquivos do projeto.</w:t>
-      </w:r>
-    </w:p>
-    <w:p>
-      <w:pPr>
-        <w:numPr>
-          <w:ilvl w:val="0"/>
-          <w:numId w:val="18"/>
-        </w:numPr>
-      </w:pPr>
-      <w:r>
-        <w:rPr>
-          <w:rFonts w:ascii="Calibri" w:hAnsi="Calibri" w:eastAsia="Calibri"/>
-          <w:color w:val="202124"/>
-        </w:rPr>
-        <w:t>Compare os arquivos .env.example com os ambientes instalados.</w:t>
-      </w:r>
-    </w:p>
-    <w:p>
-      <w:pPr>
-        <w:numPr>
-          <w:ilvl w:val="0"/>
-          <w:numId w:val="18"/>
-        </w:numPr>
-      </w:pPr>
-      <w:r>
-        <w:rPr>
-          <w:rFonts w:ascii="Calibri" w:hAnsi="Calibri" w:eastAsia="Calibri"/>
-          <w:color w:val="202124"/>
-        </w:rPr>
-        <w:t>Reconstrua backend e frontend.</w:t>
-      </w:r>
-    </w:p>
-    <w:p>
-      <w:pPr>
-        <w:numPr>
-          <w:ilvl w:val="0"/>
-          <w:numId w:val="18"/>
-        </w:numPr>
-      </w:pPr>
-      <w:r>
-        <w:rPr>
-          <w:rFonts w:ascii="Calibri" w:hAnsi="Calibri" w:eastAsia="Calibri"/>
-          <w:color w:val="202124"/>
-        </w:rPr>
-        <w:t>Suba os serviços e acompanhe os logs das migrations.</w:t>
-      </w:r>
-    </w:p>
-    <w:p>
-      <w:pPr>
-        <w:numPr>
-          <w:ilvl w:val="0"/>
-          <w:numId w:val="18"/>
-        </w:numPr>
-      </w:pPr>
-      <w:r>
-        <w:rPr>
-          <w:rFonts w:ascii="Calibri" w:hAnsi="Calibri" w:eastAsia="Calibri"/>
-          <w:color w:val="202124"/>
-        </w:rPr>
-        <w:t>Execute o teste de aceitação.</w:t>
-      </w:r>
-    </w:p>
-    <w:p>
-      <w:pPr>
-        <w:pStyle w:val="CodeBlock"/>
-        <w:shd w:fill="F2F4F7"/>
-      </w:pPr>
-      <w:r>
-        <w:rPr>
-          <w:rFonts w:ascii="Courier New" w:hAnsi="Courier New" w:eastAsia="Courier New"/>
-          <w:color w:val="202124"/>
-          <w:sz w:val="17"/>
-        </w:rPr>
-        <w:t>docker compose -p minimercado build backend frontend</w:t>
-        <w:br/>
-        <w:t>docker compose -p minimercado up -d</w:t>
-        <w:br/>
-        <w:t>docker compose -p minimercado logs --tail=200 backend</w:t>
-      </w:r>
-    </w:p>
-    <w:p>
-      <w:pPr>
-        <w:pStyle w:val="Heading2"/>
-        <w:keepNext/>
-      </w:pPr>
-      <w:r>
-        <w:t>Rollback</w:t>
-      </w:r>
-    </w:p>
-    <w:p>
-      <w:pPr>
-        <w:keepNext w:val="0"/>
-      </w:pPr>
-      <w:r>
-        <w:rPr>
-          <w:rFonts w:ascii="Calibri" w:hAnsi="Calibri" w:eastAsia="Calibri"/>
-          <w:color w:val="202124"/>
-          <w:sz w:val="22"/>
-        </w:rPr>
-        <w:t>Voltar somente o código pode não ser suficiente quando uma versão nova aplicou migrations incompatíveis com a versão antiga. Nesse caso, restaure também o backup do banco criado antes da atualização.</w:t>
-      </w:r>
-    </w:p>
-    <w:p>
-      <w:pPr>
-        <w:pStyle w:val="Heading1"/>
-        <w:keepNext/>
-      </w:pPr>
-      <w:r>
-        <w:t>14. Solução de problemas</w:t>
+        <w:t>12. Solução de problemas</w:t>
       </w:r>
     </w:p>
     <w:tbl>
@@ -10461,92 +9744,6 @@
         <w:tc>
           <w:tcPr>
             <w:tcW w:type="dxa" w:w="2500"/>
-            <w:shd w:fill="FAFBFC"/>
-            <w:tcMar>
-              <w:top w:w="80" w:type="dxa"/>
-              <w:start w:w="120" w:type="dxa"/>
-              <w:bottom w:w="80" w:type="dxa"/>
-              <w:end w:w="120" w:type="dxa"/>
-            </w:tcMar>
-            <w:vAlign w:val="center"/>
-          </w:tcPr>
-          <w:p>
-            <w:pPr>
-              <w:spacing w:after="0"/>
-            </w:pPr>
-            <w:r>
-              <w:rPr>
-                <w:rFonts w:ascii="Calibri" w:hAnsi="Calibri" w:eastAsia="Calibri"/>
-                <w:b w:val="0"/>
-                <w:color w:val="202124"/>
-                <w:sz w:val="18"/>
-              </w:rPr>
-              <w:t>Build off-line falha</w:t>
-            </w:r>
-          </w:p>
-        </w:tc>
-        <w:tc>
-          <w:tcPr>
-            <w:tcW w:type="dxa" w:w="3100"/>
-            <w:shd w:fill="FAFBFC"/>
-            <w:tcMar>
-              <w:top w:w="80" w:type="dxa"/>
-              <w:start w:w="120" w:type="dxa"/>
-              <w:bottom w:w="80" w:type="dxa"/>
-              <w:end w:w="120" w:type="dxa"/>
-            </w:tcMar>
-            <w:vAlign w:val="center"/>
-          </w:tcPr>
-          <w:p>
-            <w:pPr>
-              <w:spacing w:after="0"/>
-            </w:pPr>
-            <w:r>
-              <w:rPr>
-                <w:rFonts w:ascii="Calibri" w:hAnsi="Calibri" w:eastAsia="Calibri"/>
-                <w:b w:val="0"/>
-                <w:color w:val="202124"/>
-                <w:sz w:val="18"/>
-              </w:rPr>
-              <w:t>Imagem ou dependência não foi preparada</w:t>
-            </w:r>
-          </w:p>
-        </w:tc>
-        <w:tc>
-          <w:tcPr>
-            <w:tcW w:type="dxa" w:w="3760"/>
-            <w:shd w:fill="FAFBFC"/>
-            <w:tcMar>
-              <w:top w:w="80" w:type="dxa"/>
-              <w:start w:w="120" w:type="dxa"/>
-              <w:bottom w:w="80" w:type="dxa"/>
-              <w:end w:w="120" w:type="dxa"/>
-            </w:tcMar>
-            <w:vAlign w:val="center"/>
-          </w:tcPr>
-          <w:p>
-            <w:pPr>
-              <w:spacing w:after="0"/>
-            </w:pPr>
-            <w:r>
-              <w:rPr>
-                <w:rFonts w:ascii="Calibri" w:hAnsi="Calibri" w:eastAsia="Calibri"/>
-                <w:b w:val="0"/>
-                <w:color w:val="202124"/>
-                <w:sz w:val="18"/>
-              </w:rPr>
-              <w:t>Carregue o pacote completo e use --no-build.</w:t>
-            </w:r>
-          </w:p>
-        </w:tc>
-      </w:tr>
-      <w:tr>
-        <w:trPr>
-          <w:cantSplit w:val="true"/>
-        </w:trPr>
-        <w:tc>
-          <w:tcPr>
-            <w:tcW w:type="dxa" w:w="2500"/>
             <w:tcMar>
               <w:top w:w="80" w:type="dxa"/>
               <w:start w:w="120" w:type="dxa"/>
@@ -10635,7 +9832,7 @@
         <w:keepNext/>
       </w:pPr>
       <w:r>
-        <w:t>15. Limitações e observações conhecidas</w:t>
+        <w:t>13. Limitações e observações conhecidas</w:t>
       </w:r>
     </w:p>
     <w:p>
@@ -10719,7 +9916,7 @@
         <w:keepNext/>
       </w:pPr>
       <w:r>
-        <w:t>16. Referência rápida</w:t>
+        <w:t>14. Referência rápida</w:t>
       </w:r>
     </w:p>
     <w:tbl>
@@ -11274,140 +10471,11 @@
     </w:p>
     <w:p>
       <w:pPr>
-        <w:pStyle w:val="Heading2"/>
-        <w:keepNext/>
-      </w:pPr>
-      <w:r>
-        <w:t>Material para levar a uma instalação off-line</w:t>
-      </w:r>
-    </w:p>
-    <w:p>
-      <w:pPr>
-        <w:numPr>
-          <w:ilvl w:val="0"/>
-          <w:numId w:val="10"/>
-        </w:numPr>
-      </w:pPr>
-      <w:r>
-        <w:rPr>
-          <w:rFonts w:ascii="Calibri" w:hAnsi="Calibri" w:eastAsia="Calibri"/>
-          <w:color w:val="202124"/>
-        </w:rPr>
-        <w:t>Computador servidor e fonte de alimentação.</w:t>
-      </w:r>
-    </w:p>
-    <w:p>
-      <w:pPr>
-        <w:numPr>
-          <w:ilvl w:val="0"/>
-          <w:numId w:val="10"/>
-        </w:numPr>
-      </w:pPr>
-      <w:r>
-        <w:rPr>
-          <w:rFonts w:ascii="Calibri" w:hAnsi="Calibri" w:eastAsia="Calibri"/>
-          <w:color w:val="202124"/>
-        </w:rPr>
-        <w:t>Switch ou roteador/access point.</w:t>
-      </w:r>
-    </w:p>
-    <w:p>
-      <w:pPr>
-        <w:numPr>
-          <w:ilvl w:val="0"/>
-          <w:numId w:val="10"/>
-        </w:numPr>
-      </w:pPr>
-      <w:r>
-        <w:rPr>
-          <w:rFonts w:ascii="Calibri" w:hAnsi="Calibri" w:eastAsia="Calibri"/>
-          <w:color w:val="202124"/>
-        </w:rPr>
-        <w:t>Cabos de rede e adaptadores necessários.</w:t>
-      </w:r>
-    </w:p>
-    <w:p>
-      <w:pPr>
-        <w:numPr>
-          <w:ilvl w:val="0"/>
-          <w:numId w:val="10"/>
-        </w:numPr>
-      </w:pPr>
-      <w:r>
-        <w:rPr>
-          <w:rFonts w:ascii="Calibri" w:hAnsi="Calibri" w:eastAsia="Calibri"/>
-          <w:color w:val="202124"/>
-        </w:rPr>
-        <w:t>Instalador off-line do Docker.</w:t>
-      </w:r>
-    </w:p>
-    <w:p>
-      <w:pPr>
-        <w:numPr>
-          <w:ilvl w:val="0"/>
-          <w:numId w:val="10"/>
-        </w:numPr>
-      </w:pPr>
-      <w:r>
-        <w:rPr>
-          <w:rFonts w:ascii="Calibri" w:hAnsi="Calibri" w:eastAsia="Calibri"/>
-          <w:color w:val="202124"/>
-        </w:rPr>
-        <w:t>Repositório e arquivos .env preparados.</w:t>
-      </w:r>
-    </w:p>
-    <w:p>
-      <w:pPr>
-        <w:numPr>
-          <w:ilvl w:val="0"/>
-          <w:numId w:val="10"/>
-        </w:numPr>
-      </w:pPr>
-      <w:r>
-        <w:rPr>
-          <w:rFonts w:ascii="Calibri" w:hAnsi="Calibri" w:eastAsia="Calibri"/>
-          <w:color w:val="202124"/>
-        </w:rPr>
-        <w:t>minimercado-images.tar compatível com o servidor.</w:t>
-      </w:r>
-    </w:p>
-    <w:p>
-      <w:pPr>
-        <w:numPr>
-          <w:ilvl w:val="0"/>
-          <w:numId w:val="10"/>
-        </w:numPr>
-      </w:pPr>
-      <w:r>
-        <w:rPr>
-          <w:rFonts w:ascii="Calibri" w:hAnsi="Calibri" w:eastAsia="Calibri"/>
-          <w:color w:val="202124"/>
-        </w:rPr>
-        <w:t>Cópia do manual e checklist de IPs.</w:t>
-      </w:r>
-    </w:p>
-    <w:p>
-      <w:pPr>
-        <w:numPr>
-          <w:ilvl w:val="0"/>
-          <w:numId w:val="10"/>
-        </w:numPr>
-      </w:pPr>
-      <w:r>
-        <w:rPr>
-          <w:rFonts w:ascii="Calibri" w:hAnsi="Calibri" w:eastAsia="Calibri"/>
-          <w:color w:val="202124"/>
-        </w:rPr>
-        <w:t>HD externo ou pendrive com backup e pacote de recuperação.</w:t>
-      </w:r>
-    </w:p>
-    <w:p>
-      <w:pPr>
         <w:pStyle w:val="Heading1"/>
         <w:keepNext/>
       </w:pPr>
       <w:r>
-        <w:t>17. Fontes técnicas</w:t>
+        <w:t>15. Fontes técnicas</w:t>
       </w:r>
     </w:p>
     <w:p>
@@ -11424,6 +10492,24 @@
       </w:r>
     </w:p>
     <w:p>
+      <w:pPr/>
+      <w:r>
+        <w:rPr>
+          <w:b/>
+        </w:rPr>
+        <w:t xml:space="preserve">Repositório do projeto: </w:t>
+      </w:r>
+      <w:hyperlink r:id="rId16" w:history="1">
+        <w:r>
+          <w:rPr>
+            <w:color w:val="0563C1"/>
+            <w:u w:val="single"/>
+          </w:rPr>
+          <w:t>https://github.com/gabriel-cvt/minimercado</w:t>
+        </w:r>
+      </w:hyperlink>
+    </w:p>
+    <w:p>
       <w:pPr>
         <w:numPr>
           <w:ilvl w:val="0"/>
@@ -11495,7 +10581,7 @@
           <w:rFonts w:ascii="Calibri" w:hAnsi="Calibri" w:eastAsia="Calibri"/>
           <w:color w:val="202124"/>
         </w:rPr>
-        <w:t>migrations V2 a V6 e scripts/seed_menu_products.py</w:t>
+        <w:t>Estrutura do banco de dados e scripts auxiliares do projeto.</w:t>
       </w:r>
     </w:p>
     <w:p>
@@ -11505,87 +10591,7 @@
           <w:b/>
           <w:color w:val="202124"/>
         </w:rPr>
-        <w:t xml:space="preserve">Documentação oficial: </w:t>
-      </w:r>
-      <w:hyperlink r:id="rId11">
-        <w:r>
-          <w:rPr>
-            <w:color w:val="2E74B5"/>
-            <w:u w:val="single"/>
-          </w:rPr>
-          <w:t>Docker Compose</w:t>
-        </w:r>
-      </w:hyperlink>
-      <w:r>
-        <w:rPr>
-          <w:rFonts w:ascii="Calibri" w:hAnsi="Calibri" w:eastAsia="Calibri"/>
-          <w:color w:val="202124"/>
-        </w:rPr>
-        <w:t xml:space="preserve">; </w:t>
-      </w:r>
-      <w:hyperlink r:id="rId12">
-        <w:r>
-          <w:rPr>
-            <w:color w:val="2E74B5"/>
-            <w:u w:val="single"/>
-          </w:rPr>
-          <w:t>variáveis de ambiente</w:t>
-        </w:r>
-      </w:hyperlink>
-      <w:r>
-        <w:rPr>
-          <w:rFonts w:ascii="Calibri" w:hAnsi="Calibri" w:eastAsia="Calibri"/>
-          <w:color w:val="202124"/>
-        </w:rPr>
-        <w:t xml:space="preserve">; </w:t>
-      </w:r>
-      <w:hyperlink r:id="rId13">
-        <w:r>
-          <w:rPr>
-            <w:color w:val="2E74B5"/>
-            <w:u w:val="single"/>
-          </w:rPr>
-          <w:t>docker image save</w:t>
-        </w:r>
-      </w:hyperlink>
-      <w:r>
-        <w:rPr>
-          <w:rFonts w:ascii="Calibri" w:hAnsi="Calibri" w:eastAsia="Calibri"/>
-          <w:color w:val="202124"/>
-        </w:rPr>
-        <w:t xml:space="preserve">; </w:t>
-      </w:r>
-      <w:hyperlink r:id="rId14">
-        <w:r>
-          <w:rPr>
-            <w:color w:val="2E74B5"/>
-            <w:u w:val="single"/>
-          </w:rPr>
-          <w:t>docker image load</w:t>
-        </w:r>
-      </w:hyperlink>
-      <w:r>
-        <w:rPr>
-          <w:rFonts w:ascii="Calibri" w:hAnsi="Calibri" w:eastAsia="Calibri"/>
-          <w:color w:val="202124"/>
-        </w:rPr>
-        <w:t xml:space="preserve">; e </w:t>
-      </w:r>
-      <w:hyperlink r:id="rId15">
-        <w:r>
-          <w:rPr>
-            <w:color w:val="2E74B5"/>
-            <w:u w:val="single"/>
-          </w:rPr>
-          <w:t>volumes Docker</w:t>
-        </w:r>
-      </w:hyperlink>
-      <w:r>
-        <w:rPr>
-          <w:rFonts w:ascii="Calibri" w:hAnsi="Calibri" w:eastAsia="Calibri"/>
-          <w:color w:val="202124"/>
-        </w:rPr>
-        <w:t>.</w:t>
+        <w:t>Documentação oficial: Docker Compose, variáveis de ambiente e volumes Docker.</w:t>
       </w:r>
     </w:p>
     <w:sectPr>
